--- a/docs/Sviluppo 2/Sviluppo 2 - Documento Tecnico.docx
+++ b/docs/Sviluppo 2/Sviluppo 2 - Documento Tecnico.docx
@@ -103,39 +103,7 @@
           <w:b/>
           <w:bCs/>
         </w:rPr>
-        <w:t xml:space="preserve">CSS/SCSS con l’utilizzo di </w:t>
-      </w:r>
-      <w:proofErr w:type="spellStart"/>
-      <w:r>
-        <w:rPr>
-          <w:b/>
-          <w:bCs/>
-        </w:rPr>
-        <w:t>Flexbox</w:t>
-      </w:r>
-      <w:proofErr w:type="spellEnd"/>
-      <w:r>
-        <w:rPr>
-          <w:b/>
-          <w:bCs/>
-        </w:rPr>
-        <w:t xml:space="preserve"> o CSS </w:t>
-      </w:r>
-      <w:proofErr w:type="spellStart"/>
-      <w:r>
-        <w:rPr>
-          <w:b/>
-          <w:bCs/>
-        </w:rPr>
-        <w:t>Grid</w:t>
-      </w:r>
-      <w:proofErr w:type="spellEnd"/>
-      <w:r>
-        <w:rPr>
-          <w:b/>
-          <w:bCs/>
-        </w:rPr>
-        <w:t xml:space="preserve"> per il layout responsive.</w:t>
+        <w:t>CSS/SCSS con l’utilizzo di Flexbox o CSS Grid per il layout responsive.</w:t>
       </w:r>
     </w:p>
     <w:p>
@@ -154,23 +122,7 @@
           <w:b/>
           <w:bCs/>
         </w:rPr>
-        <w:t xml:space="preserve">Utilizzo di Angular </w:t>
-      </w:r>
-      <w:proofErr w:type="spellStart"/>
-      <w:r>
-        <w:rPr>
-          <w:b/>
-          <w:bCs/>
-        </w:rPr>
-        <w:t>Material</w:t>
-      </w:r>
-      <w:proofErr w:type="spellEnd"/>
-      <w:r>
-        <w:rPr>
-          <w:b/>
-          <w:bCs/>
-        </w:rPr>
-        <w:t xml:space="preserve"> o componenti custom per l’interfaccia utente.</w:t>
+        <w:t>Utilizzo di Angular Material o componenti custom per l’interfaccia utente.</w:t>
       </w:r>
     </w:p>
     <w:p>
@@ -214,21 +166,12 @@
           <w:bCs/>
         </w:rPr>
       </w:pPr>
-      <w:proofErr w:type="spellStart"/>
-      <w:r>
-        <w:rPr>
-          <w:b/>
-          <w:bCs/>
-        </w:rPr>
-        <w:t>HeaderComponent</w:t>
-      </w:r>
-      <w:proofErr w:type="spellEnd"/>
-      <w:r>
-        <w:rPr>
-          <w:b/>
-          <w:bCs/>
-        </w:rPr>
-        <w:t>:</w:t>
+      <w:r>
+        <w:rPr>
+          <w:b/>
+          <w:bCs/>
+        </w:rPr>
+        <w:t>HeaderComponent:</w:t>
       </w:r>
     </w:p>
     <w:p>
@@ -299,21 +242,12 @@
           <w:bCs/>
         </w:rPr>
       </w:pPr>
-      <w:proofErr w:type="spellStart"/>
-      <w:r>
-        <w:rPr>
-          <w:b/>
-          <w:bCs/>
-        </w:rPr>
-        <w:t>HomeContentComponent</w:t>
-      </w:r>
-      <w:proofErr w:type="spellEnd"/>
-      <w:r>
-        <w:rPr>
-          <w:b/>
-          <w:bCs/>
-        </w:rPr>
-        <w:t>:</w:t>
+      <w:r>
+        <w:rPr>
+          <w:b/>
+          <w:bCs/>
+        </w:rPr>
+        <w:t>HomeContentComponent:</w:t>
       </w:r>
     </w:p>
     <w:p>
@@ -351,7 +285,7 @@
           <w:b/>
           <w:bCs/>
         </w:rPr>
-        <w:t>Visualizzare il riepilogo dei dati finanziari (saldo, ultime operazioni, notifiche).</w:t>
+        <w:t>Visualizzare il riepilogo dei dati finanziari (saldo, ultime operazioni).</w:t>
       </w:r>
     </w:p>
     <w:p>
@@ -384,21 +318,12 @@
           <w:bCs/>
         </w:rPr>
       </w:pPr>
-      <w:proofErr w:type="spellStart"/>
-      <w:r>
-        <w:rPr>
-          <w:b/>
-          <w:bCs/>
-        </w:rPr>
-        <w:t>WidgetComponent</w:t>
-      </w:r>
-      <w:proofErr w:type="spellEnd"/>
-      <w:r>
-        <w:rPr>
-          <w:b/>
-          <w:bCs/>
-        </w:rPr>
-        <w:t xml:space="preserve"> (opzionale):</w:t>
+      <w:r>
+        <w:rPr>
+          <w:b/>
+          <w:bCs/>
+        </w:rPr>
+        <w:t>WidgetComponent (opzionale):</w:t>
       </w:r>
     </w:p>
     <w:p>
@@ -484,21 +409,12 @@
           <w:bCs/>
         </w:rPr>
       </w:pPr>
-      <w:proofErr w:type="spellStart"/>
-      <w:r>
-        <w:rPr>
-          <w:b/>
-          <w:bCs/>
-        </w:rPr>
-        <w:t>Header</w:t>
-      </w:r>
-      <w:proofErr w:type="spellEnd"/>
-      <w:r>
-        <w:rPr>
-          <w:b/>
-          <w:bCs/>
-        </w:rPr>
-        <w:t xml:space="preserve"> fisso (riutilizzabile in tutte le pagine interne).</w:t>
+      <w:r>
+        <w:rPr>
+          <w:b/>
+          <w:bCs/>
+        </w:rPr>
+        <w:t>Header fisso (riutilizzabile in tutte le pagine interne).</w:t>
       </w:r>
     </w:p>
     <w:p>
@@ -623,7 +539,6 @@
           <w:b/>
           <w:bCs/>
         </w:rPr>
-        <w:lastRenderedPageBreak/>
         <w:t>Colori:</w:t>
       </w:r>
     </w:p>
@@ -643,23 +558,8 @@
           <w:b/>
           <w:bCs/>
         </w:rPr>
-        <w:t xml:space="preserve">Azzurro (#428fdd) per </w:t>
-      </w:r>
-      <w:proofErr w:type="spellStart"/>
-      <w:r>
-        <w:rPr>
-          <w:b/>
-          <w:bCs/>
-        </w:rPr>
-        <w:t>header</w:t>
-      </w:r>
-      <w:proofErr w:type="spellEnd"/>
-      <w:r>
-        <w:rPr>
-          <w:b/>
-          <w:bCs/>
-        </w:rPr>
-        <w:t>, pulsanti, link e altri elementi interattivi.</w:t>
+        <w:lastRenderedPageBreak/>
+        <w:t>Azzurro (#428fdd) per header, pulsanti, link e altri elementi interattivi.</w:t>
       </w:r>
     </w:p>
     <w:p>
@@ -754,23 +654,7 @@
           <w:b/>
           <w:bCs/>
         </w:rPr>
-        <w:t xml:space="preserve">Utilizzo di librerie (Angular </w:t>
-      </w:r>
-      <w:proofErr w:type="spellStart"/>
-      <w:r>
-        <w:rPr>
-          <w:b/>
-          <w:bCs/>
-        </w:rPr>
-        <w:t>Material</w:t>
-      </w:r>
-      <w:proofErr w:type="spellEnd"/>
-      <w:r>
-        <w:rPr>
-          <w:b/>
-          <w:bCs/>
-        </w:rPr>
-        <w:t xml:space="preserve"> o simili) per componenti standard come toolbar, cards e list.</w:t>
+        <w:t>Utilizzo di librerie (Angular Material o simili) per componenti standard come toolbar, cards e list.</w:t>
       </w:r>
     </w:p>
     <w:p>
@@ -823,39 +707,7 @@
           <w:b/>
           <w:bCs/>
         </w:rPr>
-        <w:t xml:space="preserve">Creazione di un </w:t>
-      </w:r>
-      <w:proofErr w:type="spellStart"/>
-      <w:r>
-        <w:rPr>
-          <w:b/>
-          <w:bCs/>
-        </w:rPr>
-        <w:t>HomeService</w:t>
-      </w:r>
-      <w:proofErr w:type="spellEnd"/>
-      <w:r>
-        <w:rPr>
-          <w:b/>
-          <w:bCs/>
-        </w:rPr>
-        <w:t xml:space="preserve"> per simulare il recupero dei dati (es. saldo, movimenti, notifiche) tramite dati </w:t>
-      </w:r>
-      <w:proofErr w:type="spellStart"/>
-      <w:r>
-        <w:rPr>
-          <w:b/>
-          <w:bCs/>
-        </w:rPr>
-        <w:t>mock</w:t>
-      </w:r>
-      <w:proofErr w:type="spellEnd"/>
-      <w:r>
-        <w:rPr>
-          <w:b/>
-          <w:bCs/>
-        </w:rPr>
-        <w:t>.</w:t>
+        <w:t>Creazione di un HomeService per simulare il recupero dei dati (es. saldo, movimenti) tramite dati mock.</w:t>
       </w:r>
     </w:p>
     <w:p>
@@ -893,23 +745,7 @@
           <w:b/>
           <w:bCs/>
         </w:rPr>
-        <w:t xml:space="preserve">Uso di data </w:t>
-      </w:r>
-      <w:proofErr w:type="spellStart"/>
-      <w:r>
-        <w:rPr>
-          <w:b/>
-          <w:bCs/>
-        </w:rPr>
-        <w:t>binding</w:t>
-      </w:r>
-      <w:proofErr w:type="spellEnd"/>
-      <w:r>
-        <w:rPr>
-          <w:b/>
-          <w:bCs/>
-        </w:rPr>
-        <w:t xml:space="preserve"> e direttive Angular per aggiornare dinamicamente l’interfaccia in risposta ai dati del servizio.</w:t>
+        <w:t>Uso di data binding e direttive Angular per aggiornare dinamicamente l’interfaccia in risposta ai dati del servizio.</w:t>
       </w:r>
     </w:p>
     <w:p>
@@ -976,21 +812,12 @@
           <w:bCs/>
         </w:rPr>
       </w:pPr>
-      <w:proofErr w:type="spellStart"/>
-      <w:r>
-        <w:rPr>
-          <w:b/>
-          <w:bCs/>
-        </w:rPr>
-        <w:t>Componentizzazione</w:t>
-      </w:r>
-      <w:proofErr w:type="spellEnd"/>
-      <w:r>
-        <w:rPr>
-          <w:b/>
-          <w:bCs/>
-        </w:rPr>
-        <w:t>:</w:t>
+      <w:r>
+        <w:rPr>
+          <w:b/>
+          <w:bCs/>
+        </w:rPr>
+        <w:t>Componentizzazione:</w:t>
       </w:r>
     </w:p>
     <w:p>
@@ -3835,6 +3662,7 @@
   <w:style w:type="character" w:default="1" w:styleId="DefaultParagraphFont">
     <w:name w:val="Default Paragraph Font"/>
     <w:uiPriority w:val="1"/>
+    <w:semiHidden/>
     <w:unhideWhenUsed/>
   </w:style>
   <w:style w:type="table" w:default="1" w:styleId="TableNormal">
